--- a/FP/BUYNSW-T026-2026/Final/RFT-T026-2026_-Volume-5-Returnable-Schedules_JCE_FILLED.docx
+++ b/FP/BUYNSW-T026-2026/Final/RFT-T026-2026_-Volume-5-Returnable-Schedules_JCE_FILLED.docx
@@ -2948,7 +2948,7 @@
               <w:rPr>
                 <w:sz w:val="17"/>
               </w:rPr>
-              <w:t>Western Sydney International Airport Business Precinct Stage One, Badgerys Creek NSW</w:t>
+              <w:t>Western Sydney International Airport Business Precinct Stage One, Western Sydney NSW</w:t>
             </w:r>
           </w:p>
         </w:tc>
